--- a/walkthrough.docx
+++ b/walkthrough.docx
@@ -367,6 +367,264 @@
         <w:pStyle w:val="Heading2"/>
       </w:pPr>
       <w:r>
+        <w:t>👔 S.M. Rahat's Merchandising Experience &amp; Interview Responses</w:t>
+      </w:r>
+    </w:p>
+    <w:p>
+      <w:r>
+        <w:t>This section contains Rahat's core technical experience, structured specifically for interviews with buying offices, liaison offices, or sourcing offices in Dhaka.</w:t>
+        <w:br/>
+      </w:r>
+    </w:p>
+    <w:p>
+      <w:pPr>
+        <w:pStyle w:val="Heading3"/>
+      </w:pPr>
+      <w:r>
+        <w:t>1. Product Development &amp; Sample Management</w:t>
+      </w:r>
+    </w:p>
+    <w:p>
+      <w:pPr>
+        <w:pStyle w:val="ListBullet"/>
+      </w:pPr>
+      <w:r>
+        <w:t>**How Rahat explains sample lifecycle**:</w:t>
+      </w:r>
+    </w:p>
+    <w:p>
+      <w:pPr>
+        <w:ind w:left="576"/>
+      </w:pPr>
+      <w:r>
+        <w:rPr>
+          <w:i/>
+          <w:color w:val="787878"/>
+        </w:rPr>
+        <w:t>*"I manage sample development in two critical phases across 35–40 styles per season. The first phase includes developing initial **Buying Samples** based on tech packs and executing **Revised Buying Samples** dynamically as buyers modify styles mid-season. The second phase involves securing **Contract Seal Samples** for all confirmed orders, which serves as the mandatory fit approvals before bulk production. Managing these ensures that we catch style defects early and prevent bulk wastage."*</w:t>
+      </w:r>
+    </w:p>
+    <w:p>
+      <w:pPr>
+        <w:pStyle w:val="ListBullet"/>
+      </w:pPr>
+      <w:r>
+        <w:t>**Design Revisions &amp; Tech Packs**:</w:t>
+      </w:r>
+    </w:p>
+    <w:p>
+      <w:pPr>
+        <w:ind w:left="576"/>
+      </w:pPr>
+      <w:r>
+        <w:rPr>
+          <w:i/>
+          <w:color w:val="787878"/>
+        </w:rPr>
+        <w:t>*"Design modifications are regular. Buyers frequently change prints, embroidery artworks, fit blocks, or entire constructions even after order confirmation. I translate these updates into actionable sample directives, ensuring our team acts on revised specs immediately."*</w:t>
+      </w:r>
+    </w:p>
+    <w:p>
+      <w:pPr>
+        <w:pStyle w:val="Heading3"/>
+      </w:pPr>
+      <w:r>
+        <w:t>2. Cost Engineering &amp; Sourcing Operations</w:t>
+      </w:r>
+    </w:p>
+    <w:p>
+      <w:pPr>
+        <w:pStyle w:val="ListBullet"/>
+      </w:pPr>
+      <w:r>
+        <w:t>**ALGOERP &amp; Cost Sheets**:</w:t>
+      </w:r>
+    </w:p>
+    <w:p>
+      <w:pPr>
+        <w:ind w:left="576"/>
+      </w:pPr>
+      <w:r>
+        <w:rPr>
+          <w:i/>
+          <w:color w:val="787878"/>
+        </w:rPr>
+        <w:t>*"While initial costing is handled during order confirmation by the Product Development (PD) team, I create and manage the precise cost sheets, size grading, and specification sheets directly on the **ALGOERP system**. This data forms the baseline for generating accurate fabric and trims bookings."*</w:t>
+      </w:r>
+    </w:p>
+    <w:p>
+      <w:pPr>
+        <w:pStyle w:val="ListBullet"/>
+      </w:pPr>
+      <w:r>
+        <w:t>**Cross-Border Fabric &amp; Trim Sourcing**:</w:t>
+      </w:r>
+    </w:p>
+    <w:p>
+      <w:pPr>
+        <w:ind w:left="576"/>
+      </w:pPr>
+      <w:r>
+        <w:rPr>
+          <w:i/>
+          <w:color w:val="787878"/>
+        </w:rPr>
+        <w:t>*"I source high-quality knit fabrics from Chinese suppliers such as **HUBO, FairTex, and Siris**. For our woven pajamas and bottoms under the Marks &amp; Spencer Nightwear account, I outsource fabrics from India and **Paramount (BD)**, managing relationships with over 15 suppliers to maintain quality compliance."*</w:t>
+      </w:r>
+    </w:p>
+    <w:p>
+      <w:pPr>
+        <w:pStyle w:val="Heading3"/>
+      </w:pPr>
+      <w:r>
+        <w:t>3. Commercial Negotiating &amp; Lead-Time Balancing</w:t>
+      </w:r>
+    </w:p>
+    <w:p>
+      <w:pPr>
+        <w:pStyle w:val="ListBullet"/>
+      </w:pPr>
+      <w:r>
+        <w:t>**Upcharge and Budget Management**:</w:t>
+      </w:r>
+    </w:p>
+    <w:p>
+      <w:pPr>
+        <w:ind w:left="576"/>
+      </w:pPr>
+      <w:r>
+        <w:rPr>
+          <w:i/>
+          <w:color w:val="787878"/>
+        </w:rPr>
+        <w:t>*"When buyers request mid-season design changes that require an upcharge but demand they remain within the initial budget, I manage this by negotiating price reductions with our print and embroidery vendors. I also audit and re-balance component costs across other garment areas, preserving the factory's profit margins without compromising quality."*</w:t>
+      </w:r>
+    </w:p>
+    <w:p>
+      <w:pPr>
+        <w:pStyle w:val="ListBullet"/>
+      </w:pPr>
+      <w:r>
+        <w:t>**Timeline Optimization**:</w:t>
+      </w:r>
+    </w:p>
+    <w:p>
+      <w:pPr>
+        <w:ind w:left="576"/>
+      </w:pPr>
+      <w:r>
+        <w:rPr>
+          <w:i/>
+          <w:color w:val="787878"/>
+        </w:rPr>
+        <w:t>*"Design changes impact lead times. To keep shipments on schedule, I coordinate with in-house fabric planning, outsourced suppliers, accessories vendors, and our sampling department to optimize timelines. This synchronized approach has consistently helped us avoid expensive air shipments."*</w:t>
+      </w:r>
+    </w:p>
+    <w:p>
+      <w:pPr>
+        <w:pStyle w:val="Heading3"/>
+      </w:pPr>
+      <w:r>
+        <w:t>4. Problem Solving &amp; Crisis Resolution</w:t>
+      </w:r>
+    </w:p>
+    <w:p>
+      <w:pPr>
+        <w:pStyle w:val="ListBullet"/>
+      </w:pPr>
+      <w:r>
+        <w:t>**Handling Late Fabric and Color Changes**:</w:t>
+      </w:r>
+    </w:p>
+    <w:p>
+      <w:pPr>
+        <w:ind w:left="576"/>
+      </w:pPr>
+      <w:r>
+        <w:rPr>
+          <w:i/>
+          <w:color w:val="787878"/>
+        </w:rPr>
+        <w:t>*"If a buyer changes a fabric type or color at the last minute, it can halt production. I resolve this by working with the fabric department to arrange alternative fabrics from other styles or using greige fabric to meet immediate needs, redirecting the unused fabric to future orders."*</w:t>
+      </w:r>
+    </w:p>
+    <w:p>
+      <w:pPr>
+        <w:pStyle w:val="ListBullet"/>
+      </w:pPr>
+      <w:r>
+        <w:t>**Supplier Delays**:</w:t>
+      </w:r>
+    </w:p>
+    <w:p>
+      <w:pPr>
+        <w:ind w:left="576"/>
+      </w:pPr>
+      <w:r>
+        <w:rPr>
+          <w:i/>
+          <w:color w:val="787878"/>
+        </w:rPr>
+        <w:t>*"When external trims or accessories suppliers delay delivery, I work closely with the liaison merchandisers to manage timeline extensions and prevent production bottlenecks."*</w:t>
+      </w:r>
+    </w:p>
+    <w:p>
+      <w:pPr>
+        <w:pStyle w:val="ListBullet"/>
+      </w:pPr>
+      <w:r>
+        <w:t>**Technical Communication on Fit Issues**:</w:t>
+      </w:r>
+    </w:p>
+    <w:p>
+      <w:pPr>
+        <w:ind w:left="576"/>
+      </w:pPr>
+      <w:r>
+        <w:rPr>
+          <w:i/>
+          <w:color w:val="787878"/>
+        </w:rPr>
+        <w:t>*"When the sample department flags critical fit issues, I bridge the gap by explaining technical constraints to the buyer and suggesting feasible alternatives that align with their design intent."*</w:t>
+      </w:r>
+    </w:p>
+    <w:p>
+      <w:pPr>
+        <w:pStyle w:val="Heading3"/>
+      </w:pPr>
+      <w:r>
+        <w:t>5. Technical Proficiencies</w:t>
+      </w:r>
+    </w:p>
+    <w:p>
+      <w:pPr>
+        <w:pStyle w:val="ListBullet"/>
+      </w:pPr>
+      <w:r>
+        <w:t>**FLEXPLM**: Marks &amp; Spencer's dedicated Product Lifecycle Management system. Handled daily for tech-pack analysis, sample tracking, and communications.</w:t>
+      </w:r>
+    </w:p>
+    <w:p>
+      <w:pPr>
+        <w:pStyle w:val="ListBullet"/>
+      </w:pPr>
+      <w:r>
+        <w:t>**ALGOERP**: Factory-wide ERP software used for fabric bookings, material requisitions, and final order sheets.</w:t>
+      </w:r>
+    </w:p>
+    <w:p>
+      <w:pPr>
+        <w:jc w:val="center"/>
+      </w:pPr>
+      <w:r>
+        <w:t>────────────────────────────────────────</w:t>
+      </w:r>
+    </w:p>
+    <w:p>
+      <w:pPr>
+        <w:pStyle w:val="Heading2"/>
+      </w:pPr>
+      <w:r>
         <w:t>📱 Running and Testing the Project</w:t>
       </w:r>
     </w:p>
